--- a/document_templates/Contracts/company/billet_a_ordre_company.docx
+++ b/document_templates/Contracts/company/billet_a_ordre_company.docx
@@ -38,6 +38,12 @@
             <w:insideH w:val="single" w:color="auto" w:sz="4" w:space="0"/>
             <w:insideV w:val="single" w:color="auto" w:sz="4" w:space="0"/>
           </w:tblBorders>
+          <w:tblCellMar>
+            <w:top w:w="0" w:type="dxa"/>
+            <w:left w:w="108" w:type="dxa"/>
+            <w:bottom w:w="0" w:type="dxa"/>
+            <w:right w:w="108" w:type="dxa"/>
+          </w:tblCellMar>
         </w:tblPrEx>
         <w:trPr>
           <w:trHeight w:val="561" w:hRule="atLeast"/>
@@ -404,7 +410,19 @@
           <w:szCs w:val="28"/>
           <w:lang w:val="en-US"/>
         </w:rPr>
-        <w:t xml:space="preserve"> titulaire de ${representative_type_of_identity_document} : ${representative_number_of_identity_document}, responsable de "${company.denomination}" </w:t>
+        <w:t xml:space="preserve"> titulaire</w:t>
+      </w:r>
+      <w:bookmarkStart w:id="0" w:name="_GoBack"/>
+      <w:bookmarkEnd w:id="0"/>
+      <w:r>
+        <w:rPr>
+          <w:rFonts w:hint="default" w:ascii="Times New Roman" w:hAnsi="Times New Roman" w:cs="Times New Roman"/>
+          <w:color w:val="C9211E"/>
+          <w:sz w:val="28"/>
+          <w:szCs w:val="28"/>
+          <w:lang w:val="en-US"/>
+        </w:rPr>
+        <w:t xml:space="preserve"> ${representative_type_of_identity_document} : ${representative_number_of_identity_document}, responsable de "${company.denomination}" </w:t>
       </w:r>
       <w:r>
         <w:rPr>
@@ -991,23 +1009,7 @@
                 <w:vertAlign w:val="baseline"/>
                 <w:lang w:val="en-US"/>
               </w:rPr>
-              <w:t>"${company.denomination}</w:t>
-            </w:r>
-            <w:bookmarkStart w:id="0" w:name="_GoBack"/>
-            <w:bookmarkEnd w:id="0"/>
-            <w:r>
-              <w:rPr>
-                <w:rFonts w:hint="default" w:ascii="Times New Roman" w:hAnsi="Times New Roman" w:cs="Times New Roman"/>
-                <w:b/>
-                <w:bCs/>
-                <w:kern w:val="0"/>
-                <w:position w:val="0"/>
-                <w:sz w:val="28"/>
-                <w:szCs w:val="28"/>
-                <w:vertAlign w:val="baseline"/>
-                <w:lang w:val="en-US"/>
-              </w:rPr>
-              <w:t>"</w:t>
+              <w:t>"${company.denomination}"</w:t>
             </w:r>
           </w:p>
         </w:tc>
